--- a/worksheets/PR_L13_QueryDesk_Worksheet.docx
+++ b/worksheets/PR_L13_QueryDesk_Worksheet.docx
@@ -2597,7 +2597,7 @@
                       <w:sz w:val="21"/>
                       <w:szCs w:val="21"/>
                     </w:rPr>
-                    <w:t xml:space="preserve">List the title and kind of every game that is for exactly two players.</w:t>
+                    <w:t xml:space="preserve">List the title and kind of every two-player game.</w:t>
                   </w:r>
                 </w:p>
               </w:tc>
@@ -3271,7 +3271,7 @@
                       <w:sz w:val="21"/>
                       <w:szCs w:val="21"/>
                     </w:rPr>
-                    <w:t xml:space="preserve">List the title and length of every game that lasts longer than 45 minutes.</w:t>
+                    <w:t xml:space="preserve">List the title and length of every game over 45 minutes.</w:t>
                   </w:r>
                 </w:p>
               </w:tc>
@@ -3377,7 +3377,7 @@
                       <w:sz w:val="21"/>
                       <w:szCs w:val="21"/>
                     </w:rPr>
-                    <w:t xml:space="preserve">List the title and length of every game that lasts 45 minutes or longer.</w:t>
+                    <w:t xml:space="preserve">List the title and length of every game of 45 minutes or more.</w:t>
                   </w:r>
                 </w:p>
               </w:tc>
@@ -4051,7 +4051,7 @@
                       <w:sz w:val="21"/>
                       <w:szCs w:val="21"/>
                     </w:rPr>
-                    <w:t xml:space="preserve">List the titles of card games that can be played by three or more people.</w:t>
+                    <w:t xml:space="preserve">List the card games three or more people can play.</w:t>
                   </w:r>
                 </w:p>
               </w:tc>
@@ -4157,7 +4157,7 @@
                       <w:sz w:val="21"/>
                       <w:szCs w:val="21"/>
                     </w:rPr>
-                    <w:t xml:space="preserve">List the very short and the very long games together: under 20 minutes, or over 60.</w:t>
+                    <w:t xml:space="preserve">List the games under 20 minutes or over 60, with their length.</w:t>
                   </w:r>
                 </w:p>
               </w:tc>
@@ -5505,7 +5505,7 @@
                       <w:sz w:val="21"/>
                       <w:szCs w:val="21"/>
                     </w:rPr>
-                    <w:t xml:space="preserve">List the games that are not card games and last an hour or less, longest first.</w:t>
+                    <w:t xml:space="preserve">List the non-card games of an hour or less, longest first.</w:t>
                   </w:r>
                 </w:p>
               </w:tc>

--- a/worksheets/PR_L13_QueryDesk_Worksheet.docx
+++ b/worksheets/PR_L13_QueryDesk_Worksheet.docx
@@ -1711,7 +1711,7 @@
                       <w:sz w:val="21"/>
                       <w:szCs w:val="21"/>
                     </w:rPr>
-                    <w:t xml:space="preserve">List the title of every game in the table.</w:t>
+                    <w:t xml:space="preserve">Write one query giving the column title for every game in the table games, in the order the rows are stored. Display each row the query finds on its own line.</w:t>
                   </w:r>
                 </w:p>
               </w:tc>
@@ -1817,7 +1817,7 @@
                       <w:sz w:val="21"/>
                       <w:szCs w:val="21"/>
                     </w:rPr>
-                    <w:t xml:space="preserve">List the title and the number of players of every game.</w:t>
+                    <w:t xml:space="preserve">Write one query giving the columns title and then players for every game in the table games, in the order the rows are stored. Display each row on its own line, the two values separated by a single space.</w:t>
                   </w:r>
                 </w:p>
               </w:tc>
@@ -2491,7 +2491,7 @@
                       <w:sz w:val="21"/>
                       <w:szCs w:val="21"/>
                     </w:rPr>
-                    <w:t xml:space="preserve">List the titles of the card games only.</w:t>
+                    <w:t xml:space="preserve">Write one query giving the column title for every game in the table games whose kind is card, in the order the rows are stored. Display each row the query finds on its own line.</w:t>
                   </w:r>
                 </w:p>
               </w:tc>
@@ -2597,7 +2597,7 @@
                       <w:sz w:val="21"/>
                       <w:szCs w:val="21"/>
                     </w:rPr>
-                    <w:t xml:space="preserve">List the title and kind of every two-player game.</w:t>
+                    <w:t xml:space="preserve">Write one query giving the columns title and then kind for every game in the table games where players is exactly 2, in the order the rows are stored. Display each row on its own line, the two values separated by a single space.</w:t>
                   </w:r>
                 </w:p>
               </w:tc>
@@ -3271,7 +3271,7 @@
                       <w:sz w:val="21"/>
                       <w:szCs w:val="21"/>
                     </w:rPr>
-                    <w:t xml:space="preserve">List the title and length of every game over 45 minutes.</w:t>
+                    <w:t xml:space="preserve">Write one query giving the columns title and then minutes for every game in the table games lasting more than 45 minutes. Display each row on its own line, the two values separated by a single space.</w:t>
                   </w:r>
                 </w:p>
               </w:tc>
@@ -3377,7 +3377,7 @@
                       <w:sz w:val="21"/>
                       <w:szCs w:val="21"/>
                     </w:rPr>
-                    <w:t xml:space="preserve">List the title and length of every game of 45 minutes or more.</w:t>
+                    <w:t xml:space="preserve">Write one query giving the columns title and then minutes for every game in the table games lasting 45 minutes or more. Display each row on its own line, the two values separated by a single space.</w:t>
                   </w:r>
                 </w:p>
               </w:tc>
@@ -4051,7 +4051,7 @@
                       <w:sz w:val="21"/>
                       <w:szCs w:val="21"/>
                     </w:rPr>
-                    <w:t xml:space="preserve">List the card games three or more people can play.</w:t>
+                    <w:t xml:space="preserve">Write one query giving the column title for every game in the table games whose kind is card and whose players is 3 or more. Display each row the query finds on its own line.</w:t>
                   </w:r>
                 </w:p>
               </w:tc>
@@ -4157,7 +4157,7 @@
                       <w:sz w:val="21"/>
                       <w:szCs w:val="21"/>
                     </w:rPr>
-                    <w:t xml:space="preserve">List the games under 20 minutes or over 60, with their length.</w:t>
+                    <w:t xml:space="preserve">Write one query giving the columns title and then minutes for every game in the table games lasting fewer than 20 minutes or more than 60. Display each row on its own line, the two values separated by a single space.</w:t>
                   </w:r>
                 </w:p>
               </w:tc>
@@ -4831,7 +4831,7 @@
                       <w:sz w:val="21"/>
                       <w:szCs w:val="21"/>
                     </w:rPr>
-                    <w:t xml:space="preserve">List every game with its length, shortest first.</w:t>
+                    <w:t xml:space="preserve">Write one query giving the columns title and then minutes for every game in the table games, with the rows ordered by minutes, shortest first. Display each row on its own line, the two values separated by a single space.</w:t>
                   </w:r>
                 </w:p>
               </w:tc>
@@ -5505,7 +5505,7 @@
                       <w:sz w:val="21"/>
                       <w:szCs w:val="21"/>
                     </w:rPr>
-                    <w:t xml:space="preserve">List the non-card games of an hour or less, longest first.</w:t>
+                    <w:t xml:space="preserve">Write one query giving the columns title and then minutes for every game in the table games whose kind is not card and lasting 60 minutes or fewer, longest first. Display each row on its own line, the two values separated by a single space.</w:t>
                   </w:r>
                 </w:p>
               </w:tc>

--- a/worksheets/PR_L13_QueryDesk_Worksheet.docx
+++ b/worksheets/PR_L13_QueryDesk_Worksheet.docx
@@ -1890,6 +1890,112 @@
                 </w:p>
               </w:tc>
             </w:tr>
+            <w:tr>
+              <w:trPr>
+                <w:cantSplit/>
+                <w:trHeight w:val="360" w:hRule="atLeast"/>
+              </w:trPr>
+              <w:tc>
+                <w:tcPr>
+                  <w:tcW w:type="dxa" w:w="3342"/>
+                  <w:tcBorders>
+                    <w:top w:val="single" w:color="B7C2D1" w:sz="4"/>
+                    <w:left w:val="single" w:color="B7C2D1" w:sz="4"/>
+                    <w:bottom w:val="single" w:color="B7C2D1" w:sz="4"/>
+                    <w:right w:val="single" w:color="B7C2D1" w:sz="4"/>
+                  </w:tcBorders>
+                  <w:shd w:fill="FFFFFF" w:color="auto" w:val="clear"/>
+                  <w:tcMar>
+                    <w:top w:type="dxa" w:w="80"/>
+                    <w:left w:type="dxa" w:w="120"/>
+                    <w:bottom w:type="dxa" w:w="80"/>
+                    <w:right w:type="dxa" w:w="120"/>
+                  </w:tcMar>
+                  <w:vAlign w:val="center"/>
+                </w:tcPr>
+                <w:p>
+                  <w:pPr>
+                    <w:spacing w:after="0" w:before="0"/>
+                  </w:pPr>
+                  <w:r>
+                    <w:rPr>
+                      <w:rFonts w:ascii="Arial" w:cs="Arial" w:eastAsia="Arial" w:hAnsi="Arial"/>
+                      <w:sz w:val="21"/>
+                      <w:szCs w:val="21"/>
+                    </w:rPr>
+                    <w:t xml:space="preserve">Write one query giving every column of every game in the table games, in the order the rows are stored. Display each row on its own line, the four values separated by single spaces.</w:t>
+                  </w:r>
+                </w:p>
+              </w:tc>
+              <w:tc>
+                <w:tcPr>
+                  <w:tcW w:type="dxa" w:w="3342"/>
+                  <w:tcBorders>
+                    <w:top w:val="single" w:color="B7C2D1" w:sz="4"/>
+                    <w:left w:val="single" w:color="B7C2D1" w:sz="4"/>
+                    <w:bottom w:val="single" w:color="B7C2D1" w:sz="4"/>
+                    <w:right w:val="single" w:color="B7C2D1" w:sz="4"/>
+                  </w:tcBorders>
+                  <w:shd w:fill="FFFFFF" w:color="auto" w:val="clear"/>
+                  <w:tcMar>
+                    <w:top w:type="dxa" w:w="80"/>
+                    <w:left w:type="dxa" w:w="120"/>
+                    <w:bottom w:type="dxa" w:w="80"/>
+                    <w:right w:type="dxa" w:w="120"/>
+                  </w:tcMar>
+                  <w:vAlign w:val="center"/>
+                </w:tcPr>
+                <w:p>
+                  <w:pPr>
+                    <w:spacing w:after="0" w:before="0"/>
+                  </w:pPr>
+                  <w:r>
+                    <w:rPr>
+                      <w:rFonts w:ascii="Arial" w:cs="Arial" w:eastAsia="Arial" w:hAnsi="Arial"/>
+                      <w:b w:val="false"/>
+                      <w:bCs w:val="false"/>
+                      <w:sz w:val="21"/>
+                      <w:szCs w:val="21"/>
+                    </w:rPr>
+                    <w:t xml:space="preserve">3</w:t>
+                  </w:r>
+                </w:p>
+              </w:tc>
+              <w:tc>
+                <w:tcPr>
+                  <w:tcW w:type="dxa" w:w="3342"/>
+                  <w:tcBorders>
+                    <w:top w:val="single" w:color="B7C2D1" w:sz="4"/>
+                    <w:left w:val="single" w:color="B7C2D1" w:sz="4"/>
+                    <w:bottom w:val="single" w:color="B7C2D1" w:sz="4"/>
+                    <w:right w:val="single" w:color="B7C2D1" w:sz="4"/>
+                  </w:tcBorders>
+                  <w:shd w:fill="FFFFFF" w:color="auto" w:val="clear"/>
+                  <w:tcMar>
+                    <w:top w:type="dxa" w:w="80"/>
+                    <w:left w:type="dxa" w:w="120"/>
+                    <w:bottom w:type="dxa" w:w="80"/>
+                    <w:right w:type="dxa" w:w="120"/>
+                  </w:tcMar>
+                  <w:vAlign w:val="center"/>
+                </w:tcPr>
+                <w:p>
+                  <w:pPr>
+                    <w:spacing w:after="0" w:before="0"/>
+                  </w:pPr>
+                  <w:r>
+                    <w:rPr>
+                      <w:rFonts w:ascii="Arial" w:cs="Arial" w:eastAsia="Arial" w:hAnsi="Arial"/>
+                      <w:b w:val="false"/>
+                      <w:bCs w:val="false"/>
+                      <w:sz w:val="21"/>
+                      <w:szCs w:val="21"/>
+                    </w:rPr>
+                    <w:t xml:space="preserve"/>
+                  </w:r>
+                </w:p>
+              </w:tc>
+            </w:tr>
           </w:tbl>
           <w:p>
             <w:pPr>
@@ -3450,6 +3556,112 @@
                 </w:p>
               </w:tc>
             </w:tr>
+            <w:tr>
+              <w:trPr>
+                <w:cantSplit/>
+                <w:trHeight w:val="360" w:hRule="atLeast"/>
+              </w:trPr>
+              <w:tc>
+                <w:tcPr>
+                  <w:tcW w:type="dxa" w:w="3342"/>
+                  <w:tcBorders>
+                    <w:top w:val="single" w:color="B7C2D1" w:sz="4"/>
+                    <w:left w:val="single" w:color="B7C2D1" w:sz="4"/>
+                    <w:bottom w:val="single" w:color="B7C2D1" w:sz="4"/>
+                    <w:right w:val="single" w:color="B7C2D1" w:sz="4"/>
+                  </w:tcBorders>
+                  <w:shd w:fill="FFFFFF" w:color="auto" w:val="clear"/>
+                  <w:tcMar>
+                    <w:top w:type="dxa" w:w="80"/>
+                    <w:left w:type="dxa" w:w="120"/>
+                    <w:bottom w:type="dxa" w:w="80"/>
+                    <w:right w:type="dxa" w:w="120"/>
+                  </w:tcMar>
+                  <w:vAlign w:val="center"/>
+                </w:tcPr>
+                <w:p>
+                  <w:pPr>
+                    <w:spacing w:after="0" w:before="0"/>
+                  </w:pPr>
+                  <w:r>
+                    <w:rPr>
+                      <w:rFonts w:ascii="Arial" w:cs="Arial" w:eastAsia="Arial" w:hAnsi="Arial"/>
+                      <w:sz w:val="21"/>
+                      <w:szCs w:val="21"/>
+                    </w:rPr>
+                    <w:t xml:space="preserve">Write one query giving the columns title and then minutes for every game in the table games lasting 30 minutes or fewer. Display each row on its own line, the two values separated by a single space.</w:t>
+                  </w:r>
+                </w:p>
+              </w:tc>
+              <w:tc>
+                <w:tcPr>
+                  <w:tcW w:type="dxa" w:w="3342"/>
+                  <w:tcBorders>
+                    <w:top w:val="single" w:color="B7C2D1" w:sz="4"/>
+                    <w:left w:val="single" w:color="B7C2D1" w:sz="4"/>
+                    <w:bottom w:val="single" w:color="B7C2D1" w:sz="4"/>
+                    <w:right w:val="single" w:color="B7C2D1" w:sz="4"/>
+                  </w:tcBorders>
+                  <w:shd w:fill="FFFFFF" w:color="auto" w:val="clear"/>
+                  <w:tcMar>
+                    <w:top w:type="dxa" w:w="80"/>
+                    <w:left w:type="dxa" w:w="120"/>
+                    <w:bottom w:type="dxa" w:w="80"/>
+                    <w:right w:type="dxa" w:w="120"/>
+                  </w:tcMar>
+                  <w:vAlign w:val="center"/>
+                </w:tcPr>
+                <w:p>
+                  <w:pPr>
+                    <w:spacing w:after="0" w:before="0"/>
+                  </w:pPr>
+                  <w:r>
+                    <w:rPr>
+                      <w:rFonts w:ascii="Arial" w:cs="Arial" w:eastAsia="Arial" w:hAnsi="Arial"/>
+                      <w:b w:val="false"/>
+                      <w:bCs w:val="false"/>
+                      <w:sz w:val="21"/>
+                      <w:szCs w:val="21"/>
+                    </w:rPr>
+                    <w:t xml:space="preserve">5</w:t>
+                  </w:r>
+                </w:p>
+              </w:tc>
+              <w:tc>
+                <w:tcPr>
+                  <w:tcW w:type="dxa" w:w="3342"/>
+                  <w:tcBorders>
+                    <w:top w:val="single" w:color="B7C2D1" w:sz="4"/>
+                    <w:left w:val="single" w:color="B7C2D1" w:sz="4"/>
+                    <w:bottom w:val="single" w:color="B7C2D1" w:sz="4"/>
+                    <w:right w:val="single" w:color="B7C2D1" w:sz="4"/>
+                  </w:tcBorders>
+                  <w:shd w:fill="FFFFFF" w:color="auto" w:val="clear"/>
+                  <w:tcMar>
+                    <w:top w:type="dxa" w:w="80"/>
+                    <w:left w:type="dxa" w:w="120"/>
+                    <w:bottom w:type="dxa" w:w="80"/>
+                    <w:right w:type="dxa" w:w="120"/>
+                  </w:tcMar>
+                  <w:vAlign w:val="center"/>
+                </w:tcPr>
+                <w:p>
+                  <w:pPr>
+                    <w:spacing w:after="0" w:before="0"/>
+                  </w:pPr>
+                  <w:r>
+                    <w:rPr>
+                      <w:rFonts w:ascii="Arial" w:cs="Arial" w:eastAsia="Arial" w:hAnsi="Arial"/>
+                      <w:b w:val="false"/>
+                      <w:bCs w:val="false"/>
+                      <w:sz w:val="21"/>
+                      <w:szCs w:val="21"/>
+                    </w:rPr>
+                    <w:t xml:space="preserve"/>
+                  </w:r>
+                </w:p>
+              </w:tc>
+            </w:tr>
           </w:tbl>
           <w:p>
             <w:pPr>
@@ -4904,6 +5116,112 @@
                 </w:p>
               </w:tc>
             </w:tr>
+            <w:tr>
+              <w:trPr>
+                <w:cantSplit/>
+                <w:trHeight w:val="360" w:hRule="atLeast"/>
+              </w:trPr>
+              <w:tc>
+                <w:tcPr>
+                  <w:tcW w:type="dxa" w:w="3342"/>
+                  <w:tcBorders>
+                    <w:top w:val="single" w:color="B7C2D1" w:sz="4"/>
+                    <w:left w:val="single" w:color="B7C2D1" w:sz="4"/>
+                    <w:bottom w:val="single" w:color="B7C2D1" w:sz="4"/>
+                    <w:right w:val="single" w:color="B7C2D1" w:sz="4"/>
+                  </w:tcBorders>
+                  <w:shd w:fill="FFFFFF" w:color="auto" w:val="clear"/>
+                  <w:tcMar>
+                    <w:top w:type="dxa" w:w="80"/>
+                    <w:left w:type="dxa" w:w="120"/>
+                    <w:bottom w:type="dxa" w:w="80"/>
+                    <w:right w:type="dxa" w:w="120"/>
+                  </w:tcMar>
+                  <w:vAlign w:val="center"/>
+                </w:tcPr>
+                <w:p>
+                  <w:pPr>
+                    <w:spacing w:after="0" w:before="0"/>
+                  </w:pPr>
+                  <w:r>
+                    <w:rPr>
+                      <w:rFonts w:ascii="Arial" w:cs="Arial" w:eastAsia="Arial" w:hAnsi="Arial"/>
+                      <w:sz w:val="21"/>
+                      <w:szCs w:val="21"/>
+                    </w:rPr>
+                    <w:t xml:space="preserve">Write one query giving the columns title and then minutes for every game in the table games, with the rows ordered by title from Z to A. Display each row on its own line, the two values separated by a single space.</w:t>
+                  </w:r>
+                </w:p>
+              </w:tc>
+              <w:tc>
+                <w:tcPr>
+                  <w:tcW w:type="dxa" w:w="3342"/>
+                  <w:tcBorders>
+                    <w:top w:val="single" w:color="B7C2D1" w:sz="4"/>
+                    <w:left w:val="single" w:color="B7C2D1" w:sz="4"/>
+                    <w:bottom w:val="single" w:color="B7C2D1" w:sz="4"/>
+                    <w:right w:val="single" w:color="B7C2D1" w:sz="4"/>
+                  </w:tcBorders>
+                  <w:shd w:fill="FFFFFF" w:color="auto" w:val="clear"/>
+                  <w:tcMar>
+                    <w:top w:type="dxa" w:w="80"/>
+                    <w:left w:type="dxa" w:w="120"/>
+                    <w:bottom w:type="dxa" w:w="80"/>
+                    <w:right w:type="dxa" w:w="120"/>
+                  </w:tcMar>
+                  <w:vAlign w:val="center"/>
+                </w:tcPr>
+                <w:p>
+                  <w:pPr>
+                    <w:spacing w:after="0" w:before="0"/>
+                  </w:pPr>
+                  <w:r>
+                    <w:rPr>
+                      <w:rFonts w:ascii="Arial" w:cs="Arial" w:eastAsia="Arial" w:hAnsi="Arial"/>
+                      <w:b w:val="false"/>
+                      <w:bCs w:val="false"/>
+                      <w:sz w:val="21"/>
+                      <w:szCs w:val="21"/>
+                    </w:rPr>
+                    <w:t xml:space="preserve">6</w:t>
+                  </w:r>
+                </w:p>
+              </w:tc>
+              <w:tc>
+                <w:tcPr>
+                  <w:tcW w:type="dxa" w:w="3342"/>
+                  <w:tcBorders>
+                    <w:top w:val="single" w:color="B7C2D1" w:sz="4"/>
+                    <w:left w:val="single" w:color="B7C2D1" w:sz="4"/>
+                    <w:bottom w:val="single" w:color="B7C2D1" w:sz="4"/>
+                    <w:right w:val="single" w:color="B7C2D1" w:sz="4"/>
+                  </w:tcBorders>
+                  <w:shd w:fill="FFFFFF" w:color="auto" w:val="clear"/>
+                  <w:tcMar>
+                    <w:top w:type="dxa" w:w="80"/>
+                    <w:left w:type="dxa" w:w="120"/>
+                    <w:bottom w:type="dxa" w:w="80"/>
+                    <w:right w:type="dxa" w:w="120"/>
+                  </w:tcMar>
+                  <w:vAlign w:val="center"/>
+                </w:tcPr>
+                <w:p>
+                  <w:pPr>
+                    <w:spacing w:after="0" w:before="0"/>
+                  </w:pPr>
+                  <w:r>
+                    <w:rPr>
+                      <w:rFonts w:ascii="Arial" w:cs="Arial" w:eastAsia="Arial" w:hAnsi="Arial"/>
+                      <w:b w:val="false"/>
+                      <w:bCs w:val="false"/>
+                      <w:sz w:val="21"/>
+                      <w:szCs w:val="21"/>
+                    </w:rPr>
+                    <w:t xml:space="preserve"/>
+                  </w:r>
+                </w:p>
+              </w:tc>
+            </w:tr>
           </w:tbl>
           <w:p>
             <w:pPr>
@@ -5506,6 +5824,112 @@
                       <w:szCs w:val="21"/>
                     </w:rPr>
                     <w:t xml:space="preserve">Write one query giving the columns title and then minutes for every game in the table games whose kind is not card and lasting 60 minutes or fewer, longest first. Display each row on its own line, the two values separated by a single space.</w:t>
+                  </w:r>
+                </w:p>
+              </w:tc>
+              <w:tc>
+                <w:tcPr>
+                  <w:tcW w:type="dxa" w:w="3342"/>
+                  <w:tcBorders>
+                    <w:top w:val="single" w:color="B7C2D1" w:sz="4"/>
+                    <w:left w:val="single" w:color="B7C2D1" w:sz="4"/>
+                    <w:bottom w:val="single" w:color="B7C2D1" w:sz="4"/>
+                    <w:right w:val="single" w:color="B7C2D1" w:sz="4"/>
+                  </w:tcBorders>
+                  <w:shd w:fill="FFFFFF" w:color="auto" w:val="clear"/>
+                  <w:tcMar>
+                    <w:top w:type="dxa" w:w="80"/>
+                    <w:left w:type="dxa" w:w="120"/>
+                    <w:bottom w:type="dxa" w:w="80"/>
+                    <w:right w:type="dxa" w:w="120"/>
+                  </w:tcMar>
+                  <w:vAlign w:val="center"/>
+                </w:tcPr>
+                <w:p>
+                  <w:pPr>
+                    <w:spacing w:after="0" w:before="0"/>
+                  </w:pPr>
+                  <w:r>
+                    <w:rPr>
+                      <w:rFonts w:ascii="Arial" w:cs="Arial" w:eastAsia="Arial" w:hAnsi="Arial"/>
+                      <w:b w:val="false"/>
+                      <w:bCs w:val="false"/>
+                      <w:sz w:val="21"/>
+                      <w:szCs w:val="21"/>
+                    </w:rPr>
+                    <w:t xml:space="preserve">8</w:t>
+                  </w:r>
+                </w:p>
+              </w:tc>
+              <w:tc>
+                <w:tcPr>
+                  <w:tcW w:type="dxa" w:w="3342"/>
+                  <w:tcBorders>
+                    <w:top w:val="single" w:color="B7C2D1" w:sz="4"/>
+                    <w:left w:val="single" w:color="B7C2D1" w:sz="4"/>
+                    <w:bottom w:val="single" w:color="B7C2D1" w:sz="4"/>
+                    <w:right w:val="single" w:color="B7C2D1" w:sz="4"/>
+                  </w:tcBorders>
+                  <w:shd w:fill="FFFFFF" w:color="auto" w:val="clear"/>
+                  <w:tcMar>
+                    <w:top w:type="dxa" w:w="80"/>
+                    <w:left w:type="dxa" w:w="120"/>
+                    <w:bottom w:type="dxa" w:w="80"/>
+                    <w:right w:type="dxa" w:w="120"/>
+                  </w:tcMar>
+                  <w:vAlign w:val="center"/>
+                </w:tcPr>
+                <w:p>
+                  <w:pPr>
+                    <w:spacing w:after="0" w:before="0"/>
+                  </w:pPr>
+                  <w:r>
+                    <w:rPr>
+                      <w:rFonts w:ascii="Arial" w:cs="Arial" w:eastAsia="Arial" w:hAnsi="Arial"/>
+                      <w:b w:val="false"/>
+                      <w:bCs w:val="false"/>
+                      <w:sz w:val="21"/>
+                      <w:szCs w:val="21"/>
+                    </w:rPr>
+                    <w:t xml:space="preserve"/>
+                  </w:r>
+                </w:p>
+              </w:tc>
+            </w:tr>
+            <w:tr>
+              <w:trPr>
+                <w:cantSplit/>
+                <w:trHeight w:val="360" w:hRule="atLeast"/>
+              </w:trPr>
+              <w:tc>
+                <w:tcPr>
+                  <w:tcW w:type="dxa" w:w="3342"/>
+                  <w:tcBorders>
+                    <w:top w:val="single" w:color="B7C2D1" w:sz="4"/>
+                    <w:left w:val="single" w:color="B7C2D1" w:sz="4"/>
+                    <w:bottom w:val="single" w:color="B7C2D1" w:sz="4"/>
+                    <w:right w:val="single" w:color="B7C2D1" w:sz="4"/>
+                  </w:tcBorders>
+                  <w:shd w:fill="FFFFFF" w:color="auto" w:val="clear"/>
+                  <w:tcMar>
+                    <w:top w:type="dxa" w:w="80"/>
+                    <w:left w:type="dxa" w:w="120"/>
+                    <w:bottom w:type="dxa" w:w="80"/>
+                    <w:right w:type="dxa" w:w="120"/>
+                  </w:tcMar>
+                  <w:vAlign w:val="center"/>
+                </w:tcPr>
+                <w:p>
+                  <w:pPr>
+                    <w:spacing w:after="0" w:before="0"/>
+                  </w:pPr>
+                  <w:r>
+                    <w:rPr>
+                      <w:rFonts w:ascii="Arial" w:cs="Arial" w:eastAsia="Arial" w:hAnsi="Arial"/>
+                      <w:sz w:val="21"/>
+                      <w:szCs w:val="21"/>
+                    </w:rPr>
+                    <w:t xml:space="preserve">Write one query giving the columns title, then players and then minutes for every game in the table games with 4 or more players and lasting fewer than 60 minutes, shortest first. Display each row on its own line, the three values separated by single spaces.</w:t>
                   </w:r>
                 </w:p>
               </w:tc>
@@ -6368,7 +6792,7 @@
                 <w:sz w:val="32"/>
                 <w:szCs w:val="32"/>
               </w:rPr>
-              <w:t xml:space="preserve">______ / 50</w:t>
+              <w:t xml:space="preserve">______ / 72</w:t>
             </w:r>
           </w:p>
         </w:tc>
